--- a/docs/Manuals/WEIGHED-ITEMS.docx
+++ b/docs/Manuals/WEIGHED-ITEMS.docx
@@ -51,7 +51,7 @@
         <w:spacing w:after="60"/>
       </w:pPr>
       <w:r>
-        <w:t xml:space="preserve">weighing at the till with the weight keypad (every kind of business);</w:t>
+        <w:t xml:space="preserve">weighing at the POS with the weight keypad (every kind of business);</w:t>
       </w:r>
     </w:p>
     <w:p>
@@ -74,7 +74,7 @@
         <w:t xml:space="preserve">label scale</w:t>
       </w:r>
       <w:r>
-        <w:t xml:space="preserve"> and scanning its label at the till;</w:t>
+        <w:t xml:space="preserve"> and scanning its label at the POS;</w:t>
       </w:r>
     </w:p>
     <w:p>
@@ -313,7 +313,7 @@
         <w:t xml:space="preserve">Save</w:t>
       </w:r>
       <w:r>
-        <w:t xml:space="preserve">. The tills pick it up at their next sync.</w:t>
+        <w:t xml:space="preserve">. The points of sale pick it up at their next sync.</w:t>
       </w:r>
     </w:p>
     <w:p>
@@ -335,7 +335,7 @@
         <w:pageBreakBefore/>
       </w:pPr>
       <w:r>
-        <w:t xml:space="preserve">2. Weighing at the till (any business)</w:t>
+        <w:t xml:space="preserve">2. Weighing at the POS (any business)</w:t>
       </w:r>
     </w:p>
     <w:p>
@@ -343,7 +343,7 @@
         <w:spacing w:after="120"/>
       </w:pPr>
       <w:r>
-        <w:t xml:space="preserve">Tap an item sold by weight on the till (or on the web POS). ZapTill asks for the weight:</w:t>
+        <w:t xml:space="preserve">Tap an item sold by weight on the desktop POS (or on the web POS). ZapTill asks for the weight:</w:t>
       </w:r>
     </w:p>
     <w:p>
@@ -620,7 +620,7 @@
         <w:t xml:space="preserve">weight</w:t>
       </w:r>
       <w:r>
-        <w:t xml:space="preserve">. At the till, just scan the sticker: the item is added with its weight and the right amount — no typing.</w:t>
+        <w:t xml:space="preserve">. At the POS, just scan the sticker: the item is added with its weight and the right amount — no typing.</w:t>
       </w:r>
     </w:p>
     <w:p>
@@ -634,7 +634,7 @@
           <wp:inline distT="0" distB="0" distL="0" distR="0">
             <wp:extent cx="5905500" cy="3695700"/>
             <wp:effectExtent t="0" r="0" b="0" l="0"/>
-            <wp:docPr id="1" name="till-shop.png" descr="A shop's till after scanning two labels" title="A shop's till after scanning two labels"/>
+            <wp:docPr id="1" name="till-shop.png" descr="A shop's POS after scanning two labels" title="A shop's POS after scanning two labels"/>
             <wp:cNvGraphicFramePr>
               <a:graphicFrameLocks xmlns:a="http://schemas.openxmlformats.org/drawingml/2006/main" noChangeAspect="1"/>
             </wp:cNvGraphicFramePr>
@@ -683,7 +683,7 @@
           <w:sz w:val="18"/>
           <w:szCs w:val="18"/>
         </w:rPr>
-        <w:t xml:space="preserve">A shop's till after scanning two labels</w:t>
+        <w:t xml:space="preserve">A shop's POS after scanning two labels</w:t>
       </w:r>
     </w:p>
     <w:p>
@@ -691,7 +691,7 @@
         <w:spacing w:after="120"/>
       </w:pPr>
       <w:r>
-        <w:t xml:space="preserve">Scanning works on the till in shops, minimarts, parking and "other" businesses, and on a petrol station's shop screen (not on the pump screen). A restaurant till taps items instead of scanning.</w:t>
+        <w:t xml:space="preserve">Scanning works on the POS in shops, minimarts, parking and "other" businesses, and on a petrol station's shop screen (not on the pump screen). A restaurant POS taps items instead of scanning.</w:t>
       </w:r>
     </w:p>
     <w:p>
@@ -742,7 +742,7 @@
         <w:spacing w:after="120"/>
       </w:pPr>
       <w:r>
-        <w:t xml:space="preserve">If the till says </w:t>
+        <w:t xml:space="preserve">If the POS says </w:t>
       </w:r>
       <w:r>
         <w:rPr>
@@ -1360,7 +1360,7 @@
         <w:t xml:space="preserve">Business settings</w:t>
       </w:r>
       <w:r>
-        <w:t xml:space="preserve">. The tills read the new layout at their next sync and keep it for when they are offline.</w:t>
+        <w:t xml:space="preserve">. The points of sale read the new layout at their next sync and keep it for when they are offline.</w:t>
       </w:r>
     </w:p>
     <w:p>
@@ -1561,7 +1561,7 @@
         <w:spacing w:after="60"/>
       </w:pPr>
       <w:r>
-        <w:t xml:space="preserve">A scale connected to the till by a cable is </w:t>
+        <w:t xml:space="preserve">A scale connected to the POS by a cable is </w:t>
       </w:r>
       <w:r>
         <w:rPr>
@@ -1597,7 +1597,7 @@
         <w:spacing w:after="60"/>
       </w:pPr>
       <w:r>
-        <w:t xml:space="preserve">The till's own Menu screen does not change "Sold by weight" or the scale code yet — set them on the web.</w:t>
+        <w:t xml:space="preserve">The POS's own Menu screen does not change "Sold by weight" or the scale code yet — set them on the web.</w:t>
       </w:r>
     </w:p>
     <w:p>
@@ -1620,7 +1620,7 @@
         <w:t xml:space="preserve">migration 167</w:t>
       </w:r>
       <w:r>
-        <w:t xml:space="preserve"> (weights kept to the gram) and install the new till (it needs the new till version to show the weight keypad).</w:t>
+        <w:t xml:space="preserve"> (weights kept to the gram) and install the new POS (it needs the new POS version to show the weight keypad).</w:t>
       </w:r>
     </w:p>
     <w:sectPr>
